--- a/klagomål/A 15495-2022 FSC-klagomål.docx
+++ b/klagomål/A 15495-2022 FSC-klagomål.docx
@@ -1222,7 +1222,7 @@
     <w:r>
       <w:tab/>
       <w:tab/>
-      <w:t>2025-05-18</w:t>
+      <w:t>2025-05-19</w:t>
       <w:br/>
       <w:br/>
     </w:r>

--- a/klagomål/A 15495-2022 FSC-klagomål.docx
+++ b/klagomål/A 15495-2022 FSC-klagomål.docx
@@ -1222,7 +1222,7 @@
     <w:r>
       <w:tab/>
       <w:tab/>
-      <w:t>2025-05-19</w:t>
+      <w:t>2025-05-20</w:t>
       <w:br/>
       <w:br/>
     </w:r>

--- a/klagomål/A 15495-2022 FSC-klagomål.docx
+++ b/klagomål/A 15495-2022 FSC-klagomål.docx
@@ -1222,7 +1222,7 @@
     <w:r>
       <w:tab/>
       <w:tab/>
-      <w:t>2025-05-20</w:t>
+      <w:t>2025-05-21</w:t>
       <w:br/>
       <w:br/>
     </w:r>

--- a/klagomål/A 15495-2022 FSC-klagomål.docx
+++ b/klagomål/A 15495-2022 FSC-klagomål.docx
@@ -1222,7 +1222,7 @@
     <w:r>
       <w:tab/>
       <w:tab/>
-      <w:t>2025-05-21</w:t>
+      <w:t>2025-05-22</w:t>
       <w:br/>
       <w:br/>
     </w:r>

--- a/klagomål/A 15495-2022 FSC-klagomål.docx
+++ b/klagomål/A 15495-2022 FSC-klagomål.docx
@@ -1222,7 +1222,7 @@
     <w:r>
       <w:tab/>
       <w:tab/>
-      <w:t>2025-05-22</w:t>
+      <w:t>2025-05-23</w:t>
       <w:br/>
       <w:br/>
     </w:r>

--- a/klagomål/A 15495-2022 FSC-klagomål.docx
+++ b/klagomål/A 15495-2022 FSC-klagomål.docx
@@ -1222,7 +1222,7 @@
     <w:r>
       <w:tab/>
       <w:tab/>
-      <w:t>2025-05-23</w:t>
+      <w:t>2025-05-24</w:t>
       <w:br/>
       <w:br/>
     </w:r>

--- a/klagomål/A 15495-2022 FSC-klagomål.docx
+++ b/klagomål/A 15495-2022 FSC-klagomål.docx
@@ -1222,7 +1222,7 @@
     <w:r>
       <w:tab/>
       <w:tab/>
-      <w:t>2025-05-24</w:t>
+      <w:t>2025-05-25</w:t>
       <w:br/>
       <w:br/>
     </w:r>

--- a/klagomål/A 15495-2022 FSC-klagomål.docx
+++ b/klagomål/A 15495-2022 FSC-klagomål.docx
@@ -1222,7 +1222,7 @@
     <w:r>
       <w:tab/>
       <w:tab/>
-      <w:t>2025-05-25</w:t>
+      <w:t>2025-05-26</w:t>
       <w:br/>
       <w:br/>
     </w:r>

--- a/klagomål/A 15495-2022 FSC-klagomål.docx
+++ b/klagomål/A 15495-2022 FSC-klagomål.docx
@@ -1222,7 +1222,7 @@
     <w:r>
       <w:tab/>
       <w:tab/>
-      <w:t>2025-05-26</w:t>
+      <w:t>2025-05-27</w:t>
       <w:br/>
       <w:br/>
     </w:r>

--- a/klagomål/A 15495-2022 FSC-klagomål.docx
+++ b/klagomål/A 15495-2022 FSC-klagomål.docx
@@ -1222,7 +1222,7 @@
     <w:r>
       <w:tab/>
       <w:tab/>
-      <w:t>2025-05-27</w:t>
+      <w:t>2025-05-30</w:t>
       <w:br/>
       <w:br/>
     </w:r>

--- a/klagomål/A 15495-2022 FSC-klagomål.docx
+++ b/klagomål/A 15495-2022 FSC-klagomål.docx
@@ -1222,7 +1222,7 @@
     <w:r>
       <w:tab/>
       <w:tab/>
-      <w:t>2025-05-30</w:t>
+      <w:t>2025-06-01</w:t>
       <w:br/>
       <w:br/>
     </w:r>

--- a/klagomål/A 15495-2022 FSC-klagomål.docx
+++ b/klagomål/A 15495-2022 FSC-klagomål.docx
@@ -191,7 +191,7 @@
     </w:p>
     <w:p>
       <w:r>
-        <w:t>I avverkningsanmälan har följande 7 naturvårdsarter hittats: knärot (VU, §8), järpe (NT, §4), spillkråka (NT, §4), tretåig hackspett (NT, §4), norrlandslav (S), skinnlav (S) och vedticka (S). Av dessa är 4 rödlistade. För rödlistade arter har rödlistekategorin angivits inom parentes. Arter som är signalarter enligt Skogsstyrelsen har markerats med (S). För fridlysta arter anges även paragrafen i Artskyddsförordningen som arten är fridlyst enligt.</w:t>
+        <w:t>I avverkningsanmälan har följande 8 naturvårdsarter hittats: knärot (VU, §8), järpe (NT, §4), nordtagging (NT), spillkråka (NT, §4), tretåig hackspett (NT, §4), norrlandslav (S), skinnlav (S) och vedticka (S). Av dessa är 5 rödlistade. För rödlistade arter har rödlistekategorin angivits inom parentes. Arter som är signalarter enligt Skogsstyrelsen har markerats med (S). För fridlysta arter anges även paragrafen i Artskyddsförordningen som arten är fridlyst enligt.</w:t>
       </w:r>
     </w:p>
     <w:p>
@@ -251,6 +251,17 @@
         <w:rPr>
           <w:b/>
         </w:rPr>
+        <w:t>Nordtagging (NT)</w:t>
+      </w:r>
+      <w:r>
+        <w:t xml:space="preserve"> växer främst på tallågor av grövre dimensioner och påträffas huvudsakligen i äldre skog som inte kalavverkats. Nordtaggingen missgynnas av att områden med äldre tallskog har minskat starkt. Bekämpning av skogsbränder, samtidigt som skogsbruket omvandlar naturligt glesa tallbestånd till likartade och betydligt tätare bestånd, har missgynnat arten. Bristen på gamla tallågor utgör på sikt ett allvarligt hot och återskapandet av lämpliga biotoper tar mycket lång tid. Områden med olikåldriga bestånd av tall och med stort inslag av äldre träd bör undantas från skoglig produktion (SLU Artdatabanken, 2024).</w:t>
+      </w:r>
+    </w:p>
+    <w:p>
+      <w:r>
+        <w:rPr>
+          <w:b/>
+        </w:rPr>
         <w:t xml:space="preserve">Skinnlav </w:t>
       </w:r>
       <w:r>
@@ -308,7 +319,7 @@
     </w:p>
     <w:p>
       <w:r>
-        <w:t>I det avverkningsanmälda området finns 5 fyndplatser för knärot registrerade på Artportalen. Figur 2 visar gränserna för buffertzoner på 50 m, som behöver lämnas kring fyndplatserna för att knärotslokalerna inte ska försvinna vid en avverkning. Av det avverkningsanmälda området överlappar 2.32 ha med buffertzonerna och får av detta skäl inte avverkas.</w:t>
+        <w:t>I det avverkningsanmälda området finns 9 fyndplatser för knärot registrerade på Artportalen. Figur 2 visar gränserna för buffertzoner på 50 m, som behöver lämnas kring fyndplatserna för att knärotslokalerna inte ska försvinna vid en avverkning. Av det avverkningsanmälda området överlappar 3.96 ha med buffertzonerna och får av detta skäl inte avverkas.</w:t>
       </w:r>
     </w:p>
     <w:p>
@@ -496,7 +507,7 @@
         <w:rPr>
           <w:i/>
         </w:rPr>
-        <w:t>I det avverkningsanmälda skogsområdet har 7 naturvårdsarter varav 4 rödlistade arter sina livsmiljöer och växtplatser.</w:t>
+        <w:t>I det avverkningsanmälda skogsområdet har 8 naturvårdsarter varav 5 rödlistade arter sina livsmiljöer och växtplatser.</w:t>
       </w:r>
     </w:p>
     <w:p>
@@ -1222,7 +1233,7 @@
     <w:r>
       <w:tab/>
       <w:tab/>
-      <w:t>2025-06-01</w:t>
+      <w:t>2025-06-02</w:t>
       <w:br/>
       <w:br/>
     </w:r>

--- a/klagomål/A 15495-2022 FSC-klagomål.docx
+++ b/klagomål/A 15495-2022 FSC-klagomål.docx
@@ -1233,7 +1233,7 @@
     <w:r>
       <w:tab/>
       <w:tab/>
-      <w:t>2025-06-02</w:t>
+      <w:t>2025-06-03</w:t>
       <w:br/>
       <w:br/>
     </w:r>

--- a/klagomål/A 15495-2022 FSC-klagomål.docx
+++ b/klagomål/A 15495-2022 FSC-klagomål.docx
@@ -1233,7 +1233,7 @@
     <w:r>
       <w:tab/>
       <w:tab/>
-      <w:t>2025-06-03</w:t>
+      <w:t>2025-06-04</w:t>
       <w:br/>
       <w:br/>
     </w:r>

--- a/klagomål/A 15495-2022 FSC-klagomål.docx
+++ b/klagomål/A 15495-2022 FSC-klagomål.docx
@@ -1233,7 +1233,7 @@
     <w:r>
       <w:tab/>
       <w:tab/>
-      <w:t>2025-06-04</w:t>
+      <w:t>2025-06-05</w:t>
       <w:br/>
       <w:br/>
     </w:r>

--- a/klagomål/A 15495-2022 FSC-klagomål.docx
+++ b/klagomål/A 15495-2022 FSC-klagomål.docx
@@ -1233,7 +1233,7 @@
     <w:r>
       <w:tab/>
       <w:tab/>
-      <w:t>2025-06-05</w:t>
+      <w:t>2025-06-13</w:t>
       <w:br/>
       <w:br/>
     </w:r>

--- a/klagomål/A 15495-2022 FSC-klagomål.docx
+++ b/klagomål/A 15495-2022 FSC-klagomål.docx
@@ -1233,7 +1233,7 @@
     <w:r>
       <w:tab/>
       <w:tab/>
-      <w:t>2025-06-13</w:t>
+      <w:t>2025-06-15</w:t>
       <w:br/>
       <w:br/>
     </w:r>

--- a/klagomål/A 15495-2022 FSC-klagomål.docx
+++ b/klagomål/A 15495-2022 FSC-klagomål.docx
@@ -1233,7 +1233,7 @@
     <w:r>
       <w:tab/>
       <w:tab/>
-      <w:t>2025-06-15</w:t>
+      <w:t>2025-06-16</w:t>
       <w:br/>
       <w:br/>
     </w:r>

--- a/klagomål/A 15495-2022 FSC-klagomål.docx
+++ b/klagomål/A 15495-2022 FSC-klagomål.docx
@@ -1233,7 +1233,7 @@
     <w:r>
       <w:tab/>
       <w:tab/>
-      <w:t>2025-06-16</w:t>
+      <w:t>2025-06-17</w:t>
       <w:br/>
       <w:br/>
     </w:r>

--- a/klagomål/A 15495-2022 FSC-klagomål.docx
+++ b/klagomål/A 15495-2022 FSC-klagomål.docx
@@ -1233,7 +1233,7 @@
     <w:r>
       <w:tab/>
       <w:tab/>
-      <w:t>2025-06-17</w:t>
+      <w:t>2025-06-18</w:t>
       <w:br/>
       <w:br/>
     </w:r>

--- a/klagomål/A 15495-2022 FSC-klagomål.docx
+++ b/klagomål/A 15495-2022 FSC-klagomål.docx
@@ -1233,7 +1233,7 @@
     <w:r>
       <w:tab/>
       <w:tab/>
-      <w:t>2025-06-18</w:t>
+      <w:t>2025-06-19</w:t>
       <w:br/>
       <w:br/>
     </w:r>

--- a/klagomål/A 15495-2022 FSC-klagomål.docx
+++ b/klagomål/A 15495-2022 FSC-klagomål.docx
@@ -1233,7 +1233,7 @@
     <w:r>
       <w:tab/>
       <w:tab/>
-      <w:t>2025-06-19</w:t>
+      <w:t>2025-06-20</w:t>
       <w:br/>
       <w:br/>
     </w:r>

--- a/klagomål/A 15495-2022 FSC-klagomål.docx
+++ b/klagomål/A 15495-2022 FSC-klagomål.docx
@@ -1233,7 +1233,7 @@
     <w:r>
       <w:tab/>
       <w:tab/>
-      <w:t>2025-06-20</w:t>
+      <w:t>2025-06-21</w:t>
       <w:br/>
       <w:br/>
     </w:r>

--- a/klagomål/A 15495-2022 FSC-klagomål.docx
+++ b/klagomål/A 15495-2022 FSC-klagomål.docx
@@ -1233,7 +1233,7 @@
     <w:r>
       <w:tab/>
       <w:tab/>
-      <w:t>2025-06-21</w:t>
+      <w:t>2025-06-22</w:t>
       <w:br/>
       <w:br/>
     </w:r>

--- a/klagomål/A 15495-2022 FSC-klagomål.docx
+++ b/klagomål/A 15495-2022 FSC-klagomål.docx
@@ -1233,7 +1233,7 @@
     <w:r>
       <w:tab/>
       <w:tab/>
-      <w:t>2025-06-22</w:t>
+      <w:t>2025-06-23</w:t>
       <w:br/>
       <w:br/>
     </w:r>

--- a/klagomål/A 15495-2022 FSC-klagomål.docx
+++ b/klagomål/A 15495-2022 FSC-klagomål.docx
@@ -1233,7 +1233,7 @@
     <w:r>
       <w:tab/>
       <w:tab/>
-      <w:t>2025-06-23</w:t>
+      <w:t>2025-06-24</w:t>
       <w:br/>
       <w:br/>
     </w:r>

--- a/klagomål/A 15495-2022 FSC-klagomål.docx
+++ b/klagomål/A 15495-2022 FSC-klagomål.docx
@@ -1233,7 +1233,7 @@
     <w:r>
       <w:tab/>
       <w:tab/>
-      <w:t>2025-06-24</w:t>
+      <w:t>2025-06-25</w:t>
       <w:br/>
       <w:br/>
     </w:r>

--- a/klagomål/A 15495-2022 FSC-klagomål.docx
+++ b/klagomål/A 15495-2022 FSC-klagomål.docx
@@ -1233,7 +1233,7 @@
     <w:r>
       <w:tab/>
       <w:tab/>
-      <w:t>2025-06-25</w:t>
+      <w:t>2025-06-26</w:t>
       <w:br/>
       <w:br/>
     </w:r>

--- a/klagomål/A 15495-2022 FSC-klagomål.docx
+++ b/klagomål/A 15495-2022 FSC-klagomål.docx
@@ -1233,7 +1233,7 @@
     <w:r>
       <w:tab/>
       <w:tab/>
-      <w:t>2025-06-26</w:t>
+      <w:t>2025-06-27</w:t>
       <w:br/>
       <w:br/>
     </w:r>

--- a/klagomål/A 15495-2022 FSC-klagomål.docx
+++ b/klagomål/A 15495-2022 FSC-klagomål.docx
@@ -1233,7 +1233,7 @@
     <w:r>
       <w:tab/>
       <w:tab/>
-      <w:t>2025-06-27</w:t>
+      <w:t>2025-06-28</w:t>
       <w:br/>
       <w:br/>
     </w:r>

--- a/klagomål/A 15495-2022 FSC-klagomål.docx
+++ b/klagomål/A 15495-2022 FSC-klagomål.docx
@@ -1233,7 +1233,7 @@
     <w:r>
       <w:tab/>
       <w:tab/>
-      <w:t>2025-06-28</w:t>
+      <w:t>2025-06-29</w:t>
       <w:br/>
       <w:br/>
     </w:r>

--- a/klagomål/A 15495-2022 FSC-klagomål.docx
+++ b/klagomål/A 15495-2022 FSC-klagomål.docx
@@ -1233,7 +1233,7 @@
     <w:r>
       <w:tab/>
       <w:tab/>
-      <w:t>2025-06-29</w:t>
+      <w:t>2025-06-30</w:t>
       <w:br/>
       <w:br/>
     </w:r>

--- a/klagomål/A 15495-2022 FSC-klagomål.docx
+++ b/klagomål/A 15495-2022 FSC-klagomål.docx
@@ -1233,7 +1233,7 @@
     <w:r>
       <w:tab/>
       <w:tab/>
-      <w:t>2025-06-30</w:t>
+      <w:t>2025-07-01</w:t>
       <w:br/>
       <w:br/>
     </w:r>

--- a/klagomål/A 15495-2022 FSC-klagomål.docx
+++ b/klagomål/A 15495-2022 FSC-klagomål.docx
@@ -1233,7 +1233,7 @@
     <w:r>
       <w:tab/>
       <w:tab/>
-      <w:t>2025-07-01</w:t>
+      <w:t>2025-07-02</w:t>
       <w:br/>
       <w:br/>
     </w:r>

--- a/klagomål/A 15495-2022 FSC-klagomål.docx
+++ b/klagomål/A 15495-2022 FSC-klagomål.docx
@@ -1233,7 +1233,7 @@
     <w:r>
       <w:tab/>
       <w:tab/>
-      <w:t>2025-07-02</w:t>
+      <w:t>2025-07-03</w:t>
       <w:br/>
       <w:br/>
     </w:r>

--- a/klagomål/A 15495-2022 FSC-klagomål.docx
+++ b/klagomål/A 15495-2022 FSC-klagomål.docx
@@ -1233,7 +1233,7 @@
     <w:r>
       <w:tab/>
       <w:tab/>
-      <w:t>2025-07-03</w:t>
+      <w:t>2025-07-04</w:t>
       <w:br/>
       <w:br/>
     </w:r>

--- a/klagomål/A 15495-2022 FSC-klagomål.docx
+++ b/klagomål/A 15495-2022 FSC-klagomål.docx
@@ -1233,7 +1233,7 @@
     <w:r>
       <w:tab/>
       <w:tab/>
-      <w:t>2025-07-04</w:t>
+      <w:t>2025-07-05</w:t>
       <w:br/>
       <w:br/>
     </w:r>

--- a/klagomål/A 15495-2022 FSC-klagomål.docx
+++ b/klagomål/A 15495-2022 FSC-klagomål.docx
@@ -1233,7 +1233,7 @@
     <w:r>
       <w:tab/>
       <w:tab/>
-      <w:t>2025-07-05</w:t>
+      <w:t>2025-07-06</w:t>
       <w:br/>
       <w:br/>
     </w:r>

--- a/klagomål/A 15495-2022 FSC-klagomål.docx
+++ b/klagomål/A 15495-2022 FSC-klagomål.docx
@@ -1233,7 +1233,7 @@
     <w:r>
       <w:tab/>
       <w:tab/>
-      <w:t>2025-07-06</w:t>
+      <w:t>2025-07-07</w:t>
       <w:br/>
       <w:br/>
     </w:r>

--- a/klagomål/A 15495-2022 FSC-klagomål.docx
+++ b/klagomål/A 15495-2022 FSC-klagomål.docx
@@ -1233,7 +1233,7 @@
     <w:r>
       <w:tab/>
       <w:tab/>
-      <w:t>2025-07-07</w:t>
+      <w:t>2025-07-08</w:t>
       <w:br/>
       <w:br/>
     </w:r>

--- a/klagomål/A 15495-2022 FSC-klagomål.docx
+++ b/klagomål/A 15495-2022 FSC-klagomål.docx
@@ -1233,7 +1233,7 @@
     <w:r>
       <w:tab/>
       <w:tab/>
-      <w:t>2025-07-08</w:t>
+      <w:t>2025-07-09</w:t>
       <w:br/>
       <w:br/>
     </w:r>

--- a/klagomål/A 15495-2022 FSC-klagomål.docx
+++ b/klagomål/A 15495-2022 FSC-klagomål.docx
@@ -1233,7 +1233,7 @@
     <w:r>
       <w:tab/>
       <w:tab/>
-      <w:t>2025-07-09</w:t>
+      <w:t>2025-07-11</w:t>
       <w:br/>
       <w:br/>
     </w:r>

--- a/klagomål/A 15495-2022 FSC-klagomål.docx
+++ b/klagomål/A 15495-2022 FSC-klagomål.docx
@@ -1233,7 +1233,7 @@
     <w:r>
       <w:tab/>
       <w:tab/>
-      <w:t>2025-07-11</w:t>
+      <w:t>2025-07-12</w:t>
       <w:br/>
       <w:br/>
     </w:r>

--- a/klagomål/A 15495-2022 FSC-klagomål.docx
+++ b/klagomål/A 15495-2022 FSC-klagomål.docx
@@ -1233,7 +1233,7 @@
     <w:r>
       <w:tab/>
       <w:tab/>
-      <w:t>2025-07-12</w:t>
+      <w:t>2025-07-13</w:t>
       <w:br/>
       <w:br/>
     </w:r>

--- a/klagomål/A 15495-2022 FSC-klagomål.docx
+++ b/klagomål/A 15495-2022 FSC-klagomål.docx
@@ -1233,7 +1233,7 @@
     <w:r>
       <w:tab/>
       <w:tab/>
-      <w:t>2025-07-13</w:t>
+      <w:t>2025-07-14</w:t>
       <w:br/>
       <w:br/>
     </w:r>

--- a/klagomål/A 15495-2022 FSC-klagomål.docx
+++ b/klagomål/A 15495-2022 FSC-klagomål.docx
@@ -1271,7 +1271,7 @@
     <w:r>
       <w:tab/>
       <w:tab/>
-      <w:t>2025-08-06</w:t>
+      <w:t>2025-08-09</w:t>
       <w:br/>
       <w:br/>
     </w:r>

--- a/klagomål/A 15495-2022 FSC-klagomål.docx
+++ b/klagomål/A 15495-2022 FSC-klagomål.docx
@@ -168,7 +168,7 @@
     </w:p>
     <w:p>
       <w:r>
-        <w:t>Detta dokument behandlar höga naturvärden i avverkningsanmälan A 15495-2022 i Övertorneå kommun. Denna avverkningsanmälan inkom 2022-04-11 och omfattar 5,8 ha.</w:t>
+        <w:t>Detta dokument behandlar höga naturvärden i avverkningsanmälan A 15495-2022 i Övertorneå kommun. Denna avverkningsanmälan inkom 2022-04-11 00:00:00 och omfattar 5,8 ha.</w:t>
       </w:r>
     </w:p>
     <w:p>

--- a/klagomål/A 15495-2022 FSC-klagomål.docx
+++ b/klagomål/A 15495-2022 FSC-klagomål.docx
@@ -1271,7 +1271,7 @@
     <w:r>
       <w:tab/>
       <w:tab/>
-      <w:t>2025-08-09</w:t>
+      <w:t>2025-08-10</w:t>
       <w:br/>
       <w:br/>
     </w:r>

--- a/klagomål/A 15495-2022 FSC-klagomål.docx
+++ b/klagomål/A 15495-2022 FSC-klagomål.docx
@@ -1271,7 +1271,7 @@
     <w:r>
       <w:tab/>
       <w:tab/>
-      <w:t>2025-08-10</w:t>
+      <w:t>2025-08-11</w:t>
       <w:br/>
       <w:br/>
     </w:r>

--- a/klagomål/A 15495-2022 FSC-klagomål.docx
+++ b/klagomål/A 15495-2022 FSC-klagomål.docx
@@ -1271,7 +1271,7 @@
     <w:r>
       <w:tab/>
       <w:tab/>
-      <w:t>2025-08-11</w:t>
+      <w:t>2025-08-12</w:t>
       <w:br/>
       <w:br/>
     </w:r>

--- a/klagomål/A 15495-2022 FSC-klagomål.docx
+++ b/klagomål/A 15495-2022 FSC-klagomål.docx
@@ -1271,7 +1271,7 @@
     <w:r>
       <w:tab/>
       <w:tab/>
-      <w:t>2025-08-12</w:t>
+      <w:t>2025-08-13</w:t>
       <w:br/>
       <w:br/>
     </w:r>

--- a/klagomål/A 15495-2022 FSC-klagomål.docx
+++ b/klagomål/A 15495-2022 FSC-klagomål.docx
@@ -1271,7 +1271,7 @@
     <w:r>
       <w:tab/>
       <w:tab/>
-      <w:t>2025-08-13</w:t>
+      <w:t>2025-08-14</w:t>
       <w:br/>
       <w:br/>
     </w:r>

--- a/klagomål/A 15495-2022 FSC-klagomål.docx
+++ b/klagomål/A 15495-2022 FSC-klagomål.docx
@@ -1271,7 +1271,7 @@
     <w:r>
       <w:tab/>
       <w:tab/>
-      <w:t>2025-08-14</w:t>
+      <w:t>2025-08-15</w:t>
       <w:br/>
       <w:br/>
     </w:r>

--- a/klagomål/A 15495-2022 FSC-klagomål.docx
+++ b/klagomål/A 15495-2022 FSC-klagomål.docx
@@ -1271,7 +1271,7 @@
     <w:r>
       <w:tab/>
       <w:tab/>
-      <w:t>2025-08-15</w:t>
+      <w:t>2025-08-16</w:t>
       <w:br/>
       <w:br/>
     </w:r>

--- a/klagomål/A 15495-2022 FSC-klagomål.docx
+++ b/klagomål/A 15495-2022 FSC-klagomål.docx
@@ -1271,7 +1271,7 @@
     <w:r>
       <w:tab/>
       <w:tab/>
-      <w:t>2025-08-16</w:t>
+      <w:t>2025-08-17</w:t>
       <w:br/>
       <w:br/>
     </w:r>

--- a/klagomål/A 15495-2022 FSC-klagomål.docx
+++ b/klagomål/A 15495-2022 FSC-klagomål.docx
@@ -1271,7 +1271,7 @@
     <w:r>
       <w:tab/>
       <w:tab/>
-      <w:t>2025-08-17</w:t>
+      <w:t>2025-08-18</w:t>
       <w:br/>
       <w:br/>
     </w:r>

--- a/klagomål/A 15495-2022 FSC-klagomål.docx
+++ b/klagomål/A 15495-2022 FSC-klagomål.docx
@@ -1271,7 +1271,7 @@
     <w:r>
       <w:tab/>
       <w:tab/>
-      <w:t>2025-08-18</w:t>
+      <w:t>2025-08-19</w:t>
       <w:br/>
       <w:br/>
     </w:r>

--- a/klagomål/A 15495-2022 FSC-klagomål.docx
+++ b/klagomål/A 15495-2022 FSC-klagomål.docx
@@ -1271,7 +1271,7 @@
     <w:r>
       <w:tab/>
       <w:tab/>
-      <w:t>2025-08-19</w:t>
+      <w:t>2025-08-20</w:t>
       <w:br/>
       <w:br/>
     </w:r>

--- a/klagomål/A 15495-2022 FSC-klagomål.docx
+++ b/klagomål/A 15495-2022 FSC-klagomål.docx
@@ -1271,7 +1271,7 @@
     <w:r>
       <w:tab/>
       <w:tab/>
-      <w:t>2025-08-20</w:t>
+      <w:t>2025-08-21</w:t>
       <w:br/>
       <w:br/>
     </w:r>

--- a/klagomål/A 15495-2022 FSC-klagomål.docx
+++ b/klagomål/A 15495-2022 FSC-klagomål.docx
@@ -1271,7 +1271,7 @@
     <w:r>
       <w:tab/>
       <w:tab/>
-      <w:t>2025-08-21</w:t>
+      <w:t>2025-08-22</w:t>
       <w:br/>
       <w:br/>
     </w:r>

--- a/klagomål/A 15495-2022 FSC-klagomål.docx
+++ b/klagomål/A 15495-2022 FSC-klagomål.docx
@@ -1271,7 +1271,7 @@
     <w:r>
       <w:tab/>
       <w:tab/>
-      <w:t>2025-08-22</w:t>
+      <w:t>2025-08-23</w:t>
       <w:br/>
       <w:br/>
     </w:r>

--- a/klagomål/A 15495-2022 FSC-klagomål.docx
+++ b/klagomål/A 15495-2022 FSC-klagomål.docx
@@ -1271,7 +1271,7 @@
     <w:r>
       <w:tab/>
       <w:tab/>
-      <w:t>2025-08-23</w:t>
+      <w:t>2025-08-24</w:t>
       <w:br/>
       <w:br/>
     </w:r>

--- a/klagomål/A 15495-2022 FSC-klagomål.docx
+++ b/klagomål/A 15495-2022 FSC-klagomål.docx
@@ -1271,7 +1271,7 @@
     <w:r>
       <w:tab/>
       <w:tab/>
-      <w:t>2025-08-24</w:t>
+      <w:t>2025-08-25</w:t>
       <w:br/>
       <w:br/>
     </w:r>

--- a/klagomål/A 15495-2022 FSC-klagomål.docx
+++ b/klagomål/A 15495-2022 FSC-klagomål.docx
@@ -1271,7 +1271,7 @@
     <w:r>
       <w:tab/>
       <w:tab/>
-      <w:t>2025-08-25</w:t>
+      <w:t>2025-08-26</w:t>
       <w:br/>
       <w:br/>
     </w:r>

--- a/klagomål/A 15495-2022 FSC-klagomål.docx
+++ b/klagomål/A 15495-2022 FSC-klagomål.docx
@@ -1271,7 +1271,7 @@
     <w:r>
       <w:tab/>
       <w:tab/>
-      <w:t>2025-08-26</w:t>
+      <w:t>2025-08-30</w:t>
       <w:br/>
       <w:br/>
     </w:r>

--- a/klagomål/A 15495-2022 FSC-klagomål.docx
+++ b/klagomål/A 15495-2022 FSC-klagomål.docx
@@ -1271,7 +1271,7 @@
     <w:r>
       <w:tab/>
       <w:tab/>
-      <w:t>2025-08-30</w:t>
+      <w:t>2025-08-31</w:t>
       <w:br/>
       <w:br/>
     </w:r>

--- a/klagomål/A 15495-2022 FSC-klagomål.docx
+++ b/klagomål/A 15495-2022 FSC-klagomål.docx
@@ -1271,7 +1271,7 @@
     <w:r>
       <w:tab/>
       <w:tab/>
-      <w:t>2025-08-31</w:t>
+      <w:t>2025-09-01</w:t>
       <w:br/>
       <w:br/>
     </w:r>

--- a/klagomål/A 15495-2022 FSC-klagomål.docx
+++ b/klagomål/A 15495-2022 FSC-klagomål.docx
@@ -1271,7 +1271,7 @@
     <w:r>
       <w:tab/>
       <w:tab/>
-      <w:t>2025-09-01</w:t>
+      <w:t>2025-09-04</w:t>
       <w:br/>
       <w:br/>
     </w:r>

--- a/klagomål/A 15495-2022 FSC-klagomål.docx
+++ b/klagomål/A 15495-2022 FSC-klagomål.docx
@@ -1271,7 +1271,7 @@
     <w:r>
       <w:tab/>
       <w:tab/>
-      <w:t>2025-09-04</w:t>
+      <w:t>2025-09-05</w:t>
       <w:br/>
       <w:br/>
     </w:r>

--- a/klagomål/A 15495-2022 FSC-klagomål.docx
+++ b/klagomål/A 15495-2022 FSC-klagomål.docx
@@ -1271,7 +1271,7 @@
     <w:r>
       <w:tab/>
       <w:tab/>
-      <w:t>2025-09-05</w:t>
+      <w:t>2025-09-07</w:t>
       <w:br/>
       <w:br/>
     </w:r>

--- a/klagomål/A 15495-2022 FSC-klagomål.docx
+++ b/klagomål/A 15495-2022 FSC-klagomål.docx
@@ -1271,7 +1271,7 @@
     <w:r>
       <w:tab/>
       <w:tab/>
-      <w:t>2025-09-07</w:t>
+      <w:t>2025-09-08</w:t>
       <w:br/>
       <w:br/>
     </w:r>

--- a/klagomål/A 15495-2022 FSC-klagomål.docx
+++ b/klagomål/A 15495-2022 FSC-klagomål.docx
@@ -1271,7 +1271,7 @@
     <w:r>
       <w:tab/>
       <w:tab/>
-      <w:t>2025-09-08</w:t>
+      <w:t>2025-09-10</w:t>
       <w:br/>
       <w:br/>
     </w:r>

--- a/klagomål/A 15495-2022 FSC-klagomål.docx
+++ b/klagomål/A 15495-2022 FSC-klagomål.docx
@@ -1271,7 +1271,7 @@
     <w:r>
       <w:tab/>
       <w:tab/>
-      <w:t>2025-09-10</w:t>
+      <w:t>2025-09-11</w:t>
       <w:br/>
       <w:br/>
     </w:r>

--- a/klagomål/A 15495-2022 FSC-klagomål.docx
+++ b/klagomål/A 15495-2022 FSC-klagomål.docx
@@ -1271,7 +1271,7 @@
     <w:r>
       <w:tab/>
       <w:tab/>
-      <w:t>2025-09-11</w:t>
+      <w:t>2025-09-12</w:t>
       <w:br/>
       <w:br/>
     </w:r>

--- a/klagomål/A 15495-2022 FSC-klagomål.docx
+++ b/klagomål/A 15495-2022 FSC-klagomål.docx
@@ -1271,7 +1271,7 @@
     <w:r>
       <w:tab/>
       <w:tab/>
-      <w:t>2025-09-12</w:t>
+      <w:t>2025-09-13</w:t>
       <w:br/>
       <w:br/>
     </w:r>

--- a/klagomål/A 15495-2022 FSC-klagomål.docx
+++ b/klagomål/A 15495-2022 FSC-klagomål.docx
@@ -1271,7 +1271,7 @@
     <w:r>
       <w:tab/>
       <w:tab/>
-      <w:t>2025-09-13</w:t>
+      <w:t>2025-09-14</w:t>
       <w:br/>
       <w:br/>
     </w:r>

--- a/klagomål/A 15495-2022 FSC-klagomål.docx
+++ b/klagomål/A 15495-2022 FSC-klagomål.docx
@@ -314,7 +314,25 @@
         <w:t>Knärot (VU, §8)</w:t>
       </w:r>
       <w:r>
-        <w:t xml:space="preserve"> är rödlistad som sårbar och fridlyst enligt 8§ artskyddsförordningen. En nyligen genomförd analys av 79 floraväktarlokaler indikerar att det behövs någonstans mellan 100 och 150 meters skyddszon för att en knärotspopulation inte ska dö ut på lång sikt (Sebestyén &amp; Sundberg, 2025). Detta ligger väl i linje med tidigare genomförda studier som visar att det krävs väl tilltagna buffertzoner för att knäroten inte ska ta skada av skogsbruksåtgärder i intilliggande skog (Johnson, 2014; Koelmeijer m.fl., 2022; Skogsstyrelsen, 2022). Arten är även känslig för gallring vilket framgår av Skogsstyrelsens egen vägledning för hänsyn till knärot (Skogsstyrelsen, 2022). För rika förekomster av knärot är reservatsbildning eller biotopskydd lämpliga åtgärder för att skydda den (SLU Artdatabanken, 2024).</w:t>
+        <w:t xml:space="preserve"> är rödlistad som sårbar och fridlyst enligt 8§ artskyddsförordningen. En nyligen genomförd analys av 79 floraväktarlokaler indikerar att det behövs någonstans mellan 100 och 150 meters skyddszon för att en knärotspopulation inte ska dö ut på lång sikt (Sebestyén &amp; Sundberg, 2025). Detta ligger väl i linje med tidigare genomförda studier som visar att det krävs väl tilltagna buffertzoner för att knäroten inte ska ta skada av skogsbruksåtgärder i intilliggande skog (Johnson, 2014; Koelmeijer m.fl., 2022; Skogsstyrelsen, 2022). Arten är även känslig för gallring vilket framgår av Skogsstyrelsens egen vägledning för hänsyn till knärot (Skogsstyrelsen, 2022). För rika förekomster av knärot är reservatsbildning eller biotopskydd lämpliga åtgärder för att skydda den. På knärot kan den sällsynta rostsvampen </w:t>
+      </w:r>
+      <w:r>
+        <w:rPr>
+          <w:i/>
+        </w:rPr>
+        <w:t>Pucciniastrum goodyerae</w:t>
+      </w:r>
+      <w:r>
+        <w:t xml:space="preserve"> påträffas. </w:t>
+      </w:r>
+      <w:r>
+        <w:rPr>
+          <w:i/>
+        </w:rPr>
+        <w:t>Pucciniastrum goodyerae</w:t>
+      </w:r>
+      <w:r>
+        <w:t xml:space="preserve"> är klassad som NE (ej bedömd) i rödlistan(SLU Artdatabanken, 2024).</w:t>
       </w:r>
     </w:p>
     <w:p>
@@ -1271,7 +1289,7 @@
     <w:r>
       <w:tab/>
       <w:tab/>
-      <w:t>2025-09-14</w:t>
+      <w:t>2025-09-15</w:t>
       <w:br/>
       <w:br/>
     </w:r>

--- a/klagomål/A 15495-2022 FSC-klagomål.docx
+++ b/klagomål/A 15495-2022 FSC-klagomål.docx
@@ -1289,7 +1289,7 @@
     <w:r>
       <w:tab/>
       <w:tab/>
-      <w:t>2025-09-15</w:t>
+      <w:t>2025-09-16</w:t>
       <w:br/>
       <w:br/>
     </w:r>

--- a/klagomål/A 15495-2022 FSC-klagomål.docx
+++ b/klagomål/A 15495-2022 FSC-klagomål.docx
@@ -1289,7 +1289,7 @@
     <w:r>
       <w:tab/>
       <w:tab/>
-      <w:t>2025-09-16</w:t>
+      <w:t>2025-09-17</w:t>
       <w:br/>
       <w:br/>
     </w:r>

--- a/klagomål/A 15495-2022 FSC-klagomål.docx
+++ b/klagomål/A 15495-2022 FSC-klagomål.docx
@@ -1289,7 +1289,7 @@
     <w:r>
       <w:tab/>
       <w:tab/>
-      <w:t>2025-09-17</w:t>
+      <w:t>2025-09-18</w:t>
       <w:br/>
       <w:br/>
     </w:r>

--- a/klagomål/A 15495-2022 FSC-klagomål.docx
+++ b/klagomål/A 15495-2022 FSC-klagomål.docx
@@ -337,7 +337,7 @@
     </w:p>
     <w:p>
       <w:r>
-        <w:t>I det avverkningsanmälda området finns 9 fyndplatser för knärot registrerade på Artportalen. Figur 2 visar gränserna för buffertzoner på 50 m, som behöver lämnas kring fyndplatserna för att knärotslokalerna inte ska försvinna vid en avverkning. Av det avverkningsanmälda området överlappar 3.96 ha med buffertzonerna och får av detta skäl inte avverkas.</w:t>
+        <w:t>I det avverkningsanmälda området finns 60 fyndplatser för knärot registrerade på Artportalen. Figur 2 visar gränserna för buffertzoner på 50 m, som behöver lämnas kring fyndplatserna för att knärotslokalerna inte ska försvinna vid en avverkning. Av det avverkningsanmälda området överlappar 5.61 ha med buffertzonerna och får av detta skäl inte avverkas.</w:t>
       </w:r>
     </w:p>
     <w:p>
@@ -1289,7 +1289,7 @@
     <w:r>
       <w:tab/>
       <w:tab/>
-      <w:t>2025-09-18</w:t>
+      <w:t>2025-09-22</w:t>
       <w:br/>
       <w:br/>
     </w:r>

--- a/klagomål/A 15495-2022 FSC-klagomål.docx
+++ b/klagomål/A 15495-2022 FSC-klagomål.docx
@@ -1289,7 +1289,7 @@
     <w:r>
       <w:tab/>
       <w:tab/>
-      <w:t>2025-09-22</w:t>
+      <w:t>2025-09-23</w:t>
       <w:br/>
       <w:br/>
     </w:r>

--- a/klagomål/A 15495-2022 FSC-klagomål.docx
+++ b/klagomål/A 15495-2022 FSC-klagomål.docx
@@ -1289,7 +1289,7 @@
     <w:r>
       <w:tab/>
       <w:tab/>
-      <w:t>2025-09-23</w:t>
+      <w:t>2025-09-24</w:t>
       <w:br/>
       <w:br/>
     </w:r>

--- a/klagomål/A 15495-2022 FSC-klagomål.docx
+++ b/klagomål/A 15495-2022 FSC-klagomål.docx
@@ -1289,7 +1289,7 @@
     <w:r>
       <w:tab/>
       <w:tab/>
-      <w:t>2025-09-24</w:t>
+      <w:t>2025-09-25</w:t>
       <w:br/>
       <w:br/>
     </w:r>

--- a/klagomål/A 15495-2022 FSC-klagomål.docx
+++ b/klagomål/A 15495-2022 FSC-klagomål.docx
@@ -1289,7 +1289,7 @@
     <w:r>
       <w:tab/>
       <w:tab/>
-      <w:t>2025-09-25</w:t>
+      <w:t>2025-09-26</w:t>
       <w:br/>
       <w:br/>
     </w:r>

--- a/klagomål/A 15495-2022 FSC-klagomål.docx
+++ b/klagomål/A 15495-2022 FSC-klagomål.docx
@@ -1289,7 +1289,7 @@
     <w:r>
       <w:tab/>
       <w:tab/>
-      <w:t>2025-09-26</w:t>
+      <w:t>2025-09-27</w:t>
       <w:br/>
       <w:br/>
     </w:r>

--- a/klagomål/A 15495-2022 FSC-klagomål.docx
+++ b/klagomål/A 15495-2022 FSC-klagomål.docx
@@ -1289,7 +1289,7 @@
     <w:r>
       <w:tab/>
       <w:tab/>
-      <w:t>2025-09-27</w:t>
+      <w:t>2025-09-28</w:t>
       <w:br/>
       <w:br/>
     </w:r>

--- a/klagomål/A 15495-2022 FSC-klagomål.docx
+++ b/klagomål/A 15495-2022 FSC-klagomål.docx
@@ -1289,7 +1289,7 @@
     <w:r>
       <w:tab/>
       <w:tab/>
-      <w:t>2025-09-28</w:t>
+      <w:t>2025-09-29</w:t>
       <w:br/>
       <w:br/>
     </w:r>

--- a/klagomål/A 15495-2022 FSC-klagomål.docx
+++ b/klagomål/A 15495-2022 FSC-klagomål.docx
@@ -1289,7 +1289,7 @@
     <w:r>
       <w:tab/>
       <w:tab/>
-      <w:t>2025-09-29</w:t>
+      <w:t>2025-09-30</w:t>
       <w:br/>
       <w:br/>
     </w:r>
